--- a/courts/first-circuit/rhode-island/state/supreme-court/brief-on-the-merits/usage/OUTPUT-brief-on-the-merits.docx
+++ b/courts/first-circuit/rhode-island/state/supreme-court/brief-on-the-merits/usage/OUTPUT-brief-on-the-merits.docx
@@ -1735,19 +1735,7 @@
         <w:pStyle w:val="BodyText"/>
       </w:pPr>
       <w:r>
-        <w:t xml:space="preserve">The Appellants sued the Respondents in Providence County Superior Court on February 23, 2016, seeking a declaratory judgment pursuant to R.I.G.L 1956 §§ 9</w:t>
-      </w:r>
-      <w:r>
-        <w:noBreakHyphen/>
-      </w:r>
-      <w:r>
-        <w:t xml:space="preserve">30</w:t>
-      </w:r>
-      <w:r>
-        <w:noBreakHyphen/>
-      </w:r>
-      <w:r>
-        <w:t xml:space="preserve">1, et seq., that the Ordinance violates Article 1, Section 2 of the Rhode Island Constitution.</w:t>
+        <w:t xml:space="preserve">The Appellants sued the Respondents in Providence County Superior Court on February 23, 2016, seeking a declaratory judgment pursuant to R.I.G.L 1956 §§ 9-⁠30-⁠1, et seq., that the Ordinance violates Article 1, Section 2 of the Rhode Island Constitution.</w:t>
       </w:r>
     </w:p>
     <w:p>
@@ -1861,7 +1849,7 @@
         <w:t xml:space="preserve"> </w:t>
       </w:r>
       <w:r>
-        <w:t xml:space="preserve">Finally, the court noted that the ordinance would prohibit four divinity students from living together in a single family home while it would not affect “four twentysomethings who have decided to forego enrollment in any one of the City’s universities and instead play in a band, practicing at all hours of the day and night. . . .</w:t>
+        <w:t xml:space="preserve">Finally, the court noted that the ordinance would prohibit four divinity students from living together in a single family home while it would not affect “four twentysomethings who have decided to forego enrollment in any one of the City’s universities and instead play in a band, practicing at all hours of the day and night. ⁠. ⁠. ⁠.</w:t>
       </w:r>
     </w:p>
     <w:p>
@@ -2502,7 +2490,7 @@
         <w:pStyle w:val="BodyText"/>
       </w:pPr>
       <w:r>
-        <w:t xml:space="preserve">[P]laintiffs in the instant matter have a liberty interest which permits the landlord plaintiffs to allow occupancy of their single units by more than three unrelated individuals and the tenant plaintiffs have a concomitant liberty interest to come together in groups larger than three to rent and occupy such units. . . . It is clear that liberty of choice in such matters is a fundamental right protected by the due process clause of the Rhode Island Constitution.</w:t>
+        <w:t xml:space="preserve">[P]laintiffs in the instant matter have a liberty interest which permits the landlord plaintiffs to allow occupancy of their single units by more than three unrelated individuals and the tenant plaintiffs have a concomitant liberty interest to come together in groups larger than three to rent and occupy such units. ⁠. ⁠. ⁠. It is clear that liberty of choice in such matters is a fundamental right protected by the due process clause of the Rhode Island Constitution.</w:t>
       </w:r>
     </w:p>
     <w:p>
@@ -2614,7 +2602,7 @@
         <w:pStyle w:val="BodyText"/>
       </w:pPr>
       <w:r>
-        <w:t xml:space="preserve">ordinance that prohibited “mini-dormitories,” which were defined as one-, two-, or three- family dwellings occupied by three to five unrelated individuals, “all or part of whom. . .</w:t>
+        <w:t xml:space="preserve">ordinance that prohibited “mini-dormitories,” which were defined as one-, two-, or three- family dwellings occupied by three to five unrelated individuals, “all or part of whom. ⁠. ⁠.</w:t>
       </w:r>
     </w:p>
     <w:p>
@@ -3031,7 +3019,7 @@
         <w:pStyle w:val="BodyText"/>
       </w:pPr>
       <w:r>
-        <w:t xml:space="preserve">In Rhode Island, even though Judge Fortunato found that the right to choose your living situation (or in the case of landlords, to choose your tenants) were “liberty interests” that required heightened scrutiny of the challenged ordinance, he ultimately decided the case using a rational basis analysis. DiStefano at 7 (Holding that “Narragansett has no rational reason, let alone a compelling one, to curtail such living arrangements . . . .”).3 Similarly, the Court of Appeals of New York held that “restricting occupancy of single-family housing based generally on the biological or legal relationships between its inhabitants bears no reasonable relationship to the goals of reducing parking and traffic problems, controlling population density and preventing noise and disturbance.”</w:t>
+        <w:t xml:space="preserve">In Rhode Island, even though Judge Fortunato found that the right to choose your living situation (or in the case of landlords, to choose your tenants) were “liberty interests” that required heightened scrutiny of the challenged ordinance, he ultimately decided the case using a rational basis analysis. DiStefano at 7 (Holding that “Narragansett has no rational reason, let alone a compelling one, to curtail such living arrangements ⁠. ⁠. ⁠. ⁠.”).3 Similarly, the Court of Appeals of New York held that “restricting occupancy of single-family housing based generally on the biological or legal relationships between its inhabitants bears no reasonable relationship to the goals of reducing parking and traffic problems, controlling population density and preventing noise and disturbance.”</w:t>
       </w:r>
       <w:r>
         <w:t xml:space="preserve"> </w:t>
@@ -4993,6 +4981,33 @@
     <w:pPr>
       <w:spacing w:before="0" w:after="0" w:line="322" w:lineRule="exact"/>
       <w:ind w:left="2160" w:hanging="720"/>
+    </w:pPr>
+  </w:style>
+  <w:style w:type="paragraph" w:customStyle="1" w:styleId="XdQuoteList1">
+    <w:name w:val="Xd Quote List 1"/>
+    <w:basedOn w:val="Normal"/>
+    <w:qFormat/>
+    <w:pPr>
+      <w:spacing w:before="0" w:after="0" w:line="644" w:lineRule="exact"/>
+      <w:ind w:left="1440" w:right="720" w:hanging="720"/>
+    </w:pPr>
+  </w:style>
+  <w:style w:type="paragraph" w:customStyle="1" w:styleId="XdQuoteList2">
+    <w:name w:val="Xd Quote List 2"/>
+    <w:basedOn w:val="Normal"/>
+    <w:qFormat/>
+    <w:pPr>
+      <w:spacing w:before="0" w:after="0" w:line="644" w:lineRule="exact"/>
+      <w:ind w:left="2160" w:right="720" w:hanging="720"/>
+    </w:pPr>
+  </w:style>
+  <w:style w:type="paragraph" w:customStyle="1" w:styleId="XdQuoteList3">
+    <w:name w:val="Xd Quote List 3"/>
+    <w:basedOn w:val="Normal"/>
+    <w:qFormat/>
+    <w:pPr>
+      <w:spacing w:before="0" w:after="0" w:line="644" w:lineRule="exact"/>
+      <w:ind w:left="2880" w:right="720" w:hanging="720"/>
     </w:pPr>
   </w:style>
   <w:style w:type="paragraph" w:customStyle="1" w:styleId="XdList1">
